--- a/Module Edit Docs/N6 - Edit Doc.docx
+++ b/Module Edit Docs/N6 - Edit Doc.docx
@@ -6,8 +6,13 @@
       <w:pPr>
         <w:pStyle w:val="Title"/>
       </w:pPr>
-      <w:r>
-        <w:t>HemoSim edit doc - N6</w:t>
+      <w:proofErr w:type="spellStart"/>
+      <w:r>
+        <w:t>HemoSim</w:t>
+      </w:r>
+      <w:proofErr w:type="spellEnd"/>
+      <w:r>
+        <w:t xml:space="preserve"> edit doc - N6</w:t>
       </w:r>
     </w:p>
     <w:p>
@@ -217,16 +222,7 @@
     <w:p>
       <w:r>
         <w:lastRenderedPageBreak/>
-        <w:t>A</w:t>
-      </w:r>
-      <w:r>
-        <w:t xml:space="preserve"> 79-year-old woman </w:t>
-      </w:r>
-      <w:r>
-        <w:t xml:space="preserve">presents </w:t>
-      </w:r>
-      <w:r>
-        <w:t>with abdominal pain and nausea</w:t>
+        <w:t>A 79-year-old woman presents with abdominal pain and nausea</w:t>
       </w:r>
       <w:r>
         <w:t>.  She has</w:t>
@@ -408,6 +404,46 @@
       </w:r>
     </w:p>
     <w:p>
+      <w:pPr>
+        <w:rPr>
+          <w:rFonts w:ascii="Consolas" w:hAnsi="Consolas"/>
+          <w:sz w:val="21"/>
+        </w:rPr>
+      </w:pPr>
+      <w:proofErr w:type="spellStart"/>
+      <w:r>
+        <w:rPr>
+          <w:rFonts w:ascii="Consolas" w:hAnsi="Consolas"/>
+          <w:sz w:val="21"/>
+        </w:rPr>
+        <w:t>Pcrit</w:t>
+      </w:r>
+      <w:proofErr w:type="spellEnd"/>
+      <w:r>
+        <w:rPr>
+          <w:rFonts w:ascii="Consolas" w:hAnsi="Consolas"/>
+          <w:sz w:val="21"/>
+        </w:rPr>
+        <w:t xml:space="preserve">-MSFP = </w:t>
+      </w:r>
+      <w:proofErr w:type="spellStart"/>
+      <w:r>
+        <w:rPr>
+          <w:rFonts w:ascii="Consolas" w:hAnsi="Consolas"/>
+          <w:sz w:val="21"/>
+        </w:rPr>
+        <w:t>Rcapillary</w:t>
+      </w:r>
+      <w:proofErr w:type="spellEnd"/>
+      <w:r>
+        <w:rPr>
+          <w:rFonts w:ascii="Consolas" w:hAnsi="Consolas"/>
+          <w:sz w:val="21"/>
+        </w:rPr>
+        <w:t xml:space="preserve"> x CO</w:t>
+      </w:r>
+    </w:p>
+    <w:p>
       <w:proofErr w:type="spellStart"/>
       <w:r>
         <w:rPr>
@@ -470,49 +506,7 @@
           <w:rFonts w:ascii="Consolas" w:hAnsi="Consolas"/>
           <w:sz w:val="21"/>
         </w:rPr>
-        <w:t xml:space="preserve"> </w:t>
-      </w:r>
-      <w:r>
-        <w:rPr>
-          <w:rFonts w:ascii="Consolas" w:hAnsi="Consolas"/>
-          <w:sz w:val="21"/>
-        </w:rPr>
-        <w:t>four</w:t>
-      </w:r>
-      <w:r>
-        <w:rPr>
-          <w:rFonts w:ascii="Consolas" w:hAnsi="Consolas"/>
-          <w:sz w:val="21"/>
-        </w:rPr>
-        <w:t xml:space="preserve"> interface gradients. Each is a pressure difference driving flow against a resistance; read together they trace blood from the arterial side, through the </w:t>
-      </w:r>
-      <w:r>
-        <w:rPr>
-          <w:rFonts w:ascii="Consolas" w:hAnsi="Consolas"/>
-          <w:sz w:val="21"/>
-        </w:rPr>
-        <w:t xml:space="preserve">capillaries to the </w:t>
-      </w:r>
-      <w:r>
-        <w:rPr>
-          <w:rFonts w:ascii="Consolas" w:hAnsi="Consolas"/>
-          <w:sz w:val="21"/>
-        </w:rPr>
-        <w:t xml:space="preserve">venous reservoir, </w:t>
-      </w:r>
-      <w:r>
-        <w:rPr>
-          <w:rFonts w:ascii="Consolas" w:hAnsi="Consolas"/>
-          <w:sz w:val="21"/>
-        </w:rPr>
-        <w:t xml:space="preserve">back to the right heart </w:t>
-      </w:r>
-      <w:r>
-        <w:rPr>
-          <w:rFonts w:ascii="Consolas" w:hAnsi="Consolas"/>
-          <w:sz w:val="21"/>
-        </w:rPr>
-        <w:t>and across the lungs. In shock, the failing point shows up as a deranged term in one of these lines.</w:t>
+        <w:t xml:space="preserve"> four interface gradients. Each is a pressure difference driving flow against a resistance; read together they trace blood from the arterial side, through the capillaries to the venous reservoir, back to the right heart and across the lungs. In shock, the failing point shows up as a deranged term in one of these lines.</w:t>
       </w:r>
     </w:p>
     <w:p>
@@ -803,6 +797,7 @@
               <w:rPr>
                 <w:sz w:val="18"/>
               </w:rPr>
+              <w:lastRenderedPageBreak/>
               <w:t>Obstructive (RV)</w:t>
             </w:r>
           </w:p>
@@ -918,7 +913,6 @@
               <w:rPr>
                 <w:sz w:val="18"/>
               </w:rPr>
-              <w:lastRenderedPageBreak/>
               <w:t>Distributive</w:t>
             </w:r>
           </w:p>
@@ -1152,13 +1146,7 @@
         <w:t>. Walk that across the curves: venous capacitance rises as small veins actively dilate, so stressed volume shifts to unstressed and the venous-return curve slides left, dropping CO at first</w:t>
       </w:r>
       <w:r>
-        <w:t>. D</w:t>
-      </w:r>
-      <w:r>
-        <w:t>ilation of the large veins with shunting into low-resistance beds lowers venous resistance</w:t>
-      </w:r>
-      <w:r>
-        <w:t xml:space="preserve"> and shifts the slope of the venous curve up.  The subsequent c</w:t>
+        <w:t>. Dilation of the large veins with shunting into low-resistance beds lowers venous resistance and shifts the slope of the venous curve up.  The subsequent c</w:t>
       </w:r>
       <w:r>
         <w:t>atecholamine response lifts the cardiac-function curve up and to the left. The net prediction for distributive shock is a low RAP with a normal-to-high cardiac output. That is a testable statement, not a hunch.</w:t>
@@ -1166,6 +1154,9 @@
     </w:p>
     <w:p>
       <w:r>
+        <w:rPr>
+          <w:noProof/>
+        </w:rPr>
         <w:drawing>
           <wp:inline distT="0" distB="0" distL="0" distR="0" wp14:anchorId="62292DEA" wp14:editId="60D34378">
             <wp:extent cx="5486400" cy="3156585"/>
@@ -1309,7 +1300,11 @@
         <w:t>. T</w:t>
       </w:r>
       <w:r>
-        <w:t>he Advanced Hemodynamic Evaluation trims the grid to the three things you can characterize at almost any bedside, an approach worth naming as Tone, Filling, and Flow.</w:t>
+        <w:t xml:space="preserve">he Advanced Hemodynamic Evaluation trims the grid to the </w:t>
+      </w:r>
+      <w:r>
+        <w:lastRenderedPageBreak/>
+        <w:t>three things you can characterize at almost any bedside, an approach worth naming as Tone, Filling, and Flow.</w:t>
       </w:r>
     </w:p>
     <w:p>
@@ -1320,7 +1315,6 @@
         <w:rPr>
           <w:b/>
         </w:rPr>
-        <w:lastRenderedPageBreak/>
         <w:t xml:space="preserve">SVR - Tone: </w:t>
       </w:r>
       <w:r>
@@ -1711,13 +1705,7 @@
     </w:tbl>
     <w:p>
       <w:r>
-        <w:t xml:space="preserve">[for the table above, color code the hemodynamic headers for each column with the same colors I used for </w:t>
-      </w:r>
-      <w:r>
-        <w:t xml:space="preserve">parameters </w:t>
-      </w:r>
-      <w:r>
-        <w:t xml:space="preserve">in N5] </w:t>
+        <w:t xml:space="preserve">[for the table above, color code the hemodynamic headers for each column with the same colors I used for parameters in N5] </w:t>
       </w:r>
     </w:p>
     <w:p/>
@@ -1744,15 +1732,10 @@
         <w:t>s</w:t>
       </w:r>
       <w:r>
-        <w:t xml:space="preserve"> </w:t>
-      </w:r>
-      <w:proofErr w:type="gramStart"/>
-      <w:r>
-        <w:t>For</w:t>
-      </w:r>
-      <w:proofErr w:type="gramEnd"/>
-      <w:r>
-        <w:t xml:space="preserve"> the </w:t>
+        <w:t xml:space="preserve">elect the parameter that distinguishes that type of shock from the others. </w:t>
+      </w:r>
+      <w:r>
+        <w:t xml:space="preserve"> For the </w:t>
       </w:r>
       <w:r>
         <w:t>distributive shock</w:t>
@@ -1771,10 +1754,7 @@
       </w:r>
       <w:proofErr w:type="spellEnd"/>
       <w:r>
-        <w:t>: w</w:t>
-      </w:r>
-      <w:r>
-        <w:t>hatever tool you reach for, respect its limits</w:t>
+        <w:t>: whatever tool you reach for, respect its limits</w:t>
       </w:r>
       <w:r>
         <w:t xml:space="preserve"> and, when possible, confirm with additional supporting evidence</w:t>
@@ -1799,10 +1779,7 @@
     </w:p>
     <w:p>
       <w:r>
-        <w:t>Once you’ve assessed the cardiac output</w:t>
-      </w:r>
-      <w:r>
-        <w:t xml:space="preserve">, it becomes new data, and it feeds straight back into </w:t>
+        <w:t xml:space="preserve">Once you’ve assessed the cardiac output, it becomes new data, and it feeds straight back into </w:t>
       </w:r>
       <w:r>
         <w:t xml:space="preserve">the </w:t>
@@ -1844,13 +1821,7 @@
         <w:t>t</w:t>
       </w:r>
       <w:r>
-        <w:t xml:space="preserve">he loop keeps </w:t>
-      </w:r>
-      <w:r>
-        <w:t>repeating</w:t>
-      </w:r>
-      <w:r>
-        <w:t xml:space="preserve"> as the patient evolves. That is the whole method: not a script, but the habit of always knowing which </w:t>
+        <w:t xml:space="preserve">he loop keeps repeating as the patient evolves. That is the whole method: not a script, but the habit of always knowing which </w:t>
       </w:r>
       <w:r>
         <w:t>parameter you are evaluating</w:t>
@@ -1898,7 +1869,6 @@
         <w:rPr>
           <w:sz w:val="19"/>
         </w:rPr>
-        <w:lastRenderedPageBreak/>
         <w:t>References</w:t>
       </w:r>
     </w:p>
@@ -1994,31 +1964,7 @@
           <w:sz w:val="19"/>
           <w:szCs w:val="19"/>
         </w:rPr>
-        <w:t>Crit</w:t>
-      </w:r>
-      <w:r>
-        <w:rPr>
-          <w:color w:val="000000" w:themeColor="text1"/>
-          <w:sz w:val="19"/>
-          <w:szCs w:val="19"/>
-        </w:rPr>
-        <w:t xml:space="preserve"> </w:t>
-      </w:r>
-      <w:r>
-        <w:rPr>
-          <w:color w:val="000000" w:themeColor="text1"/>
-          <w:sz w:val="19"/>
-          <w:szCs w:val="19"/>
-        </w:rPr>
-        <w:t>Care Med 2013; 41:255–262</w:t>
-      </w:r>
-      <w:r>
-        <w:rPr>
-          <w:color w:val="000000" w:themeColor="text1"/>
-          <w:sz w:val="19"/>
-          <w:szCs w:val="19"/>
-        </w:rPr>
-        <w:t>.</w:t>
+        <w:t>Crit Care Med 2013; 41:255–262.</w:t>
       </w:r>
       <w:r>
         <w:rPr>
@@ -2042,15 +1988,7 @@
           <w:sz w:val="19"/>
           <w:szCs w:val="19"/>
         </w:rPr>
-        <w:t>Crit Care Med 2013; 41:573–579</w:t>
-      </w:r>
-      <w:r>
-        <w:rPr>
-          <w:color w:val="000000" w:themeColor="text1"/>
-          <w:sz w:val="19"/>
-          <w:szCs w:val="19"/>
-        </w:rPr>
-        <w:t xml:space="preserve">. </w:t>
+        <w:t xml:space="preserve">Crit Care Med 2013; 41:573–579. </w:t>
       </w:r>
       <w:r>
         <w:rPr>
